--- a/Readme_Statistical_Analysis.docx
+++ b/Readme_Statistical_Analysis.docx
@@ -31,21 +31,7 @@
         <w:rPr>
           <w:rFonts w:ascii="Times New Roman" w:eastAsia="Times New Roman" w:hAnsi="Times New Roman" w:cs="Times New Roman"/>
         </w:rPr>
-        <w:t xml:space="preserve">This repository contains all data files, scripts, and </w:t>
-      </w:r>
-      <w:proofErr w:type="spellStart"/>
-      <w:r>
-        <w:rPr>
-          <w:rFonts w:ascii="Times New Roman" w:eastAsia="Times New Roman" w:hAnsi="Times New Roman" w:cs="Times New Roman"/>
-        </w:rPr>
-        <w:t>Jupyter</w:t>
-      </w:r>
-      <w:proofErr w:type="spellEnd"/>
-      <w:r>
-        <w:rPr>
-          <w:rFonts w:ascii="Times New Roman" w:eastAsia="Times New Roman" w:hAnsi="Times New Roman" w:cs="Times New Roman"/>
-        </w:rPr>
-        <w:t xml:space="preserve"> notebooks used for the analyses presented in the article.</w:t>
+        <w:t>This repository contains all data files, scripts, and Jupyter notebooks used for the analyses presented in the article.</w:t>
       </w:r>
     </w:p>
     <w:p>
@@ -77,35 +63,31 @@
         <w:rPr>
           <w:rFonts w:ascii="Times New Roman" w:eastAsia="Times New Roman" w:hAnsi="Times New Roman" w:cs="Times New Roman"/>
         </w:rPr>
-        <w:t>The “0_Initial_Data” subfolder contains the raw dataset used for all analyses, including experimental conditions and parameters.</w:t>
-      </w:r>
-    </w:p>
-    <w:p>
-      <w:pPr>
-        <w:jc w:val="both"/>
-        <w:rPr>
-          <w:rFonts w:ascii="Times New Roman" w:eastAsia="Times New Roman" w:hAnsi="Times New Roman" w:cs="Times New Roman"/>
-        </w:rPr>
-      </w:pPr>
-      <w:r>
-        <w:rPr>
-          <w:rFonts w:ascii="Times New Roman" w:eastAsia="Times New Roman" w:hAnsi="Times New Roman" w:cs="Times New Roman"/>
-        </w:rPr>
-        <w:t>The “1_Figure” subfolder includes all the figures presented in the article.</w:t>
-      </w:r>
-    </w:p>
-    <w:p>
-      <w:pPr>
-        <w:jc w:val="both"/>
-        <w:rPr>
-          <w:rFonts w:ascii="Times New Roman" w:eastAsia="Times New Roman" w:hAnsi="Times New Roman" w:cs="Times New Roman"/>
-        </w:rPr>
-      </w:pPr>
-      <w:r>
-        <w:rPr>
-          <w:rFonts w:ascii="Times New Roman" w:eastAsia="Times New Roman" w:hAnsi="Times New Roman" w:cs="Times New Roman"/>
-        </w:rPr>
-        <w:t>The “2_Table” subfolder includes all the tables presented in the article.</w:t>
+        <w:t>The “</w:t>
+      </w:r>
+      <w:r>
+        <w:rPr>
+          <w:rFonts w:ascii="Times New Roman" w:eastAsia="Times New Roman" w:hAnsi="Times New Roman" w:cs="Times New Roman"/>
+        </w:rPr>
+        <w:t>D_A_IS_SE_Matlab</w:t>
+      </w:r>
+      <w:r>
+        <w:rPr>
+          <w:rFonts w:ascii="Times New Roman" w:eastAsia="Times New Roman" w:hAnsi="Times New Roman" w:cs="Times New Roman"/>
+        </w:rPr>
+        <w:t xml:space="preserve">” </w:t>
+      </w:r>
+      <w:r>
+        <w:rPr>
+          <w:rFonts w:ascii="Times New Roman" w:eastAsia="Times New Roman" w:hAnsi="Times New Roman" w:cs="Times New Roman"/>
+        </w:rPr>
+        <w:t>file</w:t>
+      </w:r>
+      <w:r>
+        <w:rPr>
+          <w:rFonts w:ascii="Times New Roman" w:eastAsia="Times New Roman" w:hAnsi="Times New Roman" w:cs="Times New Roman"/>
+        </w:rPr>
+        <w:t xml:space="preserve"> contains the raw dataset used for all analyses, including experimental conditions and parameters.</w:t>
       </w:r>
     </w:p>
     <w:p>
@@ -151,7 +133,6 @@
         </w:rPr>
         <w:t xml:space="preserve"> is imported by the MATLAB script (</w:t>
       </w:r>
-      <w:proofErr w:type="spellStart"/>
       <w:r>
         <w:rPr>
           <w:rFonts w:ascii="Times New Roman" w:eastAsia="Times New Roman" w:hAnsi="Times New Roman" w:cs="Times New Roman"/>
@@ -160,7 +141,6 @@
         </w:rPr>
         <w:t>Script_Reg_Spatio_Temp.m</w:t>
       </w:r>
-      <w:proofErr w:type="spellEnd"/>
       <w:r>
         <w:rPr>
           <w:rFonts w:ascii="Times New Roman" w:eastAsia="Times New Roman" w:hAnsi="Times New Roman" w:cs="Times New Roman"/>
@@ -287,15 +267,7 @@
           <w:rFonts w:ascii="Times New Roman" w:eastAsia="Times New Roman" w:hAnsi="Times New Roman" w:cs="Times New Roman"/>
           <w:color w:val="000000"/>
         </w:rPr>
-        <w:t xml:space="preserve">This folder contains a </w:t>
-      </w:r>
-      <w:proofErr w:type="spellStart"/>
-      <w:r>
-        <w:rPr>
-          <w:rFonts w:ascii="Times New Roman" w:eastAsia="Times New Roman" w:hAnsi="Times New Roman" w:cs="Times New Roman"/>
-          <w:color w:val="000000"/>
-        </w:rPr>
-        <w:t>Jup</w:t>
+        <w:t>This folder contains a Jup</w:t>
       </w:r>
       <w:r>
         <w:rPr>
@@ -308,15 +280,7 @@
           <w:rFonts w:ascii="Times New Roman" w:eastAsia="Times New Roman" w:hAnsi="Times New Roman" w:cs="Times New Roman"/>
           <w:color w:val="000000"/>
         </w:rPr>
-        <w:t>ter</w:t>
-      </w:r>
-      <w:proofErr w:type="spellEnd"/>
-      <w:r>
-        <w:rPr>
-          <w:rFonts w:ascii="Times New Roman" w:eastAsia="Times New Roman" w:hAnsi="Times New Roman" w:cs="Times New Roman"/>
-          <w:color w:val="000000"/>
-        </w:rPr>
-        <w:t xml:space="preserve"> notebook used to compute K-means using </w:t>
+        <w:t xml:space="preserve">ter notebook used to compute K-means using </w:t>
       </w:r>
       <w:hyperlink r:id="rId7">
         <w:r>
@@ -526,7 +490,6 @@
         </w:rPr>
         <w:t xml:space="preserve">m the data contained in the subfolder </w:t>
       </w:r>
-      <w:proofErr w:type="spellStart"/>
       <w:r>
         <w:rPr>
           <w:rFonts w:ascii="Times New Roman" w:eastAsia="Times New Roman" w:hAnsi="Times New Roman" w:cs="Times New Roman"/>
@@ -535,7 +498,6 @@
         </w:rPr>
         <w:t>All_strikes</w:t>
       </w:r>
-      <w:proofErr w:type="spellEnd"/>
       <w:r>
         <w:rPr>
           <w:rFonts w:ascii="Times New Roman" w:eastAsia="Times New Roman" w:hAnsi="Times New Roman" w:cs="Times New Roman"/>
@@ -555,21 +517,12 @@
         </w:rPr>
         <w:t xml:space="preserve">for three individual participants, each representing a different cluster. The panels of each figure </w:t>
       </w:r>
-      <w:proofErr w:type="gramStart"/>
-      <w:r>
-        <w:rPr>
-          <w:rFonts w:ascii="Times New Roman" w:eastAsia="Times New Roman" w:hAnsi="Times New Roman" w:cs="Times New Roman"/>
-          <w:color w:val="000000"/>
-        </w:rPr>
-        <w:t>include:</w:t>
-      </w:r>
-      <w:proofErr w:type="gramEnd"/>
-      <w:r>
-        <w:rPr>
-          <w:rFonts w:ascii="Times New Roman" w:eastAsia="Times New Roman" w:hAnsi="Times New Roman" w:cs="Times New Roman"/>
-          <w:color w:val="000000"/>
-        </w:rPr>
-        <w:t xml:space="preserve"> plots of the fingertip speed profiles (A) and </w:t>
+      <w:r>
+        <w:rPr>
+          <w:rFonts w:ascii="Times New Roman" w:eastAsia="Times New Roman" w:hAnsi="Times New Roman" w:cs="Times New Roman"/>
+          <w:color w:val="000000"/>
+        </w:rPr>
+        <w:t xml:space="preserve">include: plots of the fingertip speed profiles (A) and </w:t>
       </w:r>
       <w:r>
         <w:rPr>
@@ -623,21 +576,7 @@
         <w:rPr>
           <w:rFonts w:ascii="Times New Roman" w:eastAsia="Times New Roman" w:hAnsi="Times New Roman" w:cs="Times New Roman"/>
         </w:rPr>
-        <w:t xml:space="preserve">This file contains the </w:t>
-      </w:r>
-      <w:proofErr w:type="spellStart"/>
-      <w:r>
-        <w:rPr>
-          <w:rFonts w:ascii="Times New Roman" w:eastAsia="Times New Roman" w:hAnsi="Times New Roman" w:cs="Times New Roman"/>
-        </w:rPr>
-        <w:t>Jupyter</w:t>
-      </w:r>
-      <w:proofErr w:type="spellEnd"/>
-      <w:r>
-        <w:rPr>
-          <w:rFonts w:ascii="Times New Roman" w:eastAsia="Times New Roman" w:hAnsi="Times New Roman" w:cs="Times New Roman"/>
-        </w:rPr>
-        <w:t xml:space="preserve"> notebook for calculating the individual regression slopes for each variable as a function of </w:t>
+        <w:t xml:space="preserve">This file contains the Jupyter notebook for calculating the individual regression slopes for each variable as a function of </w:t>
       </w:r>
       <w:r>
         <w:rPr>
@@ -726,21 +665,7 @@
         <w:rPr>
           <w:rFonts w:ascii="Times New Roman" w:eastAsia="Times New Roman" w:hAnsi="Times New Roman" w:cs="Times New Roman"/>
         </w:rPr>
-        <w:t xml:space="preserve">This file contains the </w:t>
-      </w:r>
-      <w:proofErr w:type="spellStart"/>
-      <w:r>
-        <w:rPr>
-          <w:rFonts w:ascii="Times New Roman" w:eastAsia="Times New Roman" w:hAnsi="Times New Roman" w:cs="Times New Roman"/>
-        </w:rPr>
-        <w:t>Jupyter</w:t>
-      </w:r>
-      <w:proofErr w:type="spellEnd"/>
-      <w:r>
-        <w:rPr>
-          <w:rFonts w:ascii="Times New Roman" w:eastAsia="Times New Roman" w:hAnsi="Times New Roman" w:cs="Times New Roman"/>
-        </w:rPr>
-        <w:t xml:space="preserve"> notebook used to calculate the Hierarchical Multiple Factor Analysis and the corresponding figures (Figures 11-14).</w:t>
+        <w:t>This file contains the Jupyter notebook used to calculate the Hierarchical Multiple Factor Analysis and the corresponding figures (Figures 11-14).</w:t>
       </w:r>
     </w:p>
     <w:p>
@@ -757,23 +682,7 @@
           <w:color w:val="000000"/>
         </w:rPr>
         <w:lastRenderedPageBreak/>
-        <w:t xml:space="preserve">7) Independent </w:t>
-      </w:r>
-      <w:proofErr w:type="spellStart"/>
-      <w:r>
-        <w:rPr>
-          <w:rFonts w:ascii="Times New Roman" w:eastAsia="Times New Roman" w:hAnsi="Times New Roman" w:cs="Times New Roman"/>
-          <w:color w:val="000000"/>
-        </w:rPr>
-        <w:t>Spatio</w:t>
-      </w:r>
-      <w:proofErr w:type="spellEnd"/>
-      <w:r>
-        <w:rPr>
-          <w:rFonts w:ascii="Times New Roman" w:eastAsia="Times New Roman" w:hAnsi="Times New Roman" w:cs="Times New Roman"/>
-          <w:color w:val="000000"/>
-        </w:rPr>
-        <w:t>-temporal &amp; Motor Strategies</w:t>
+        <w:t>7) Independent Spatio-temporal &amp; Motor Strategies</w:t>
       </w:r>
     </w:p>
     <w:p>

--- a/Readme_Statistical_Analysis.docx
+++ b/Readme_Statistical_Analysis.docx
@@ -31,7 +31,21 @@
         <w:rPr>
           <w:rFonts w:ascii="Times New Roman" w:eastAsia="Times New Roman" w:hAnsi="Times New Roman" w:cs="Times New Roman"/>
         </w:rPr>
-        <w:t>This repository contains all data files, scripts, and Jupyter notebooks used for the analyses presented in the article.</w:t>
+        <w:t xml:space="preserve">This repository contains all data files, scripts, and </w:t>
+      </w:r>
+      <w:proofErr w:type="spellStart"/>
+      <w:r>
+        <w:rPr>
+          <w:rFonts w:ascii="Times New Roman" w:eastAsia="Times New Roman" w:hAnsi="Times New Roman" w:cs="Times New Roman"/>
+        </w:rPr>
+        <w:t>Jupyter</w:t>
+      </w:r>
+      <w:proofErr w:type="spellEnd"/>
+      <w:r>
+        <w:rPr>
+          <w:rFonts w:ascii="Times New Roman" w:eastAsia="Times New Roman" w:hAnsi="Times New Roman" w:cs="Times New Roman"/>
+        </w:rPr>
+        <w:t xml:space="preserve"> notebooks used for the analyses presented in the article.</w:t>
       </w:r>
     </w:p>
     <w:p>
@@ -49,7 +63,23 @@
           <w:sz w:val="32"/>
           <w:szCs w:val="32"/>
         </w:rPr>
-        <w:t>0) Article data</w:t>
+        <w:t xml:space="preserve">0) </w:t>
+      </w:r>
+      <w:r>
+        <w:rPr>
+          <w:rFonts w:ascii="Times New Roman" w:eastAsia="Times New Roman" w:hAnsi="Times New Roman" w:cs="Times New Roman"/>
+          <w:sz w:val="32"/>
+          <w:szCs w:val="32"/>
+        </w:rPr>
+        <w:t>Initial</w:t>
+      </w:r>
+      <w:r>
+        <w:rPr>
+          <w:rFonts w:ascii="Times New Roman" w:eastAsia="Times New Roman" w:hAnsi="Times New Roman" w:cs="Times New Roman"/>
+          <w:sz w:val="32"/>
+          <w:szCs w:val="32"/>
+        </w:rPr>
+        <w:t xml:space="preserve"> data</w:t>
       </w:r>
     </w:p>
     <w:p>
@@ -65,12 +95,14 @@
         </w:rPr>
         <w:t>The “</w:t>
       </w:r>
+      <w:proofErr w:type="spellStart"/>
       <w:r>
         <w:rPr>
           <w:rFonts w:ascii="Times New Roman" w:eastAsia="Times New Roman" w:hAnsi="Times New Roman" w:cs="Times New Roman"/>
         </w:rPr>
         <w:t>D_A_IS_SE_Matlab</w:t>
       </w:r>
+      <w:proofErr w:type="spellEnd"/>
       <w:r>
         <w:rPr>
           <w:rFonts w:ascii="Times New Roman" w:eastAsia="Times New Roman" w:hAnsi="Times New Roman" w:cs="Times New Roman"/>
@@ -133,6 +165,7 @@
         </w:rPr>
         <w:t xml:space="preserve"> is imported by the MATLAB script (</w:t>
       </w:r>
+      <w:proofErr w:type="spellStart"/>
       <w:r>
         <w:rPr>
           <w:rFonts w:ascii="Times New Roman" w:eastAsia="Times New Roman" w:hAnsi="Times New Roman" w:cs="Times New Roman"/>
@@ -141,6 +174,7 @@
         </w:rPr>
         <w:t>Script_Reg_Spatio_Temp.m</w:t>
       </w:r>
+      <w:proofErr w:type="spellEnd"/>
       <w:r>
         <w:rPr>
           <w:rFonts w:ascii="Times New Roman" w:eastAsia="Times New Roman" w:hAnsi="Times New Roman" w:cs="Times New Roman"/>
@@ -267,7 +301,15 @@
           <w:rFonts w:ascii="Times New Roman" w:eastAsia="Times New Roman" w:hAnsi="Times New Roman" w:cs="Times New Roman"/>
           <w:color w:val="000000"/>
         </w:rPr>
-        <w:t>This folder contains a Jup</w:t>
+        <w:t xml:space="preserve">This folder contains a </w:t>
+      </w:r>
+      <w:proofErr w:type="spellStart"/>
+      <w:r>
+        <w:rPr>
+          <w:rFonts w:ascii="Times New Roman" w:eastAsia="Times New Roman" w:hAnsi="Times New Roman" w:cs="Times New Roman"/>
+          <w:color w:val="000000"/>
+        </w:rPr>
+        <w:t>Jup</w:t>
       </w:r>
       <w:r>
         <w:rPr>
@@ -280,7 +322,15 @@
           <w:rFonts w:ascii="Times New Roman" w:eastAsia="Times New Roman" w:hAnsi="Times New Roman" w:cs="Times New Roman"/>
           <w:color w:val="000000"/>
         </w:rPr>
-        <w:t xml:space="preserve">ter notebook used to compute K-means using </w:t>
+        <w:t>ter</w:t>
+      </w:r>
+      <w:proofErr w:type="spellEnd"/>
+      <w:r>
+        <w:rPr>
+          <w:rFonts w:ascii="Times New Roman" w:eastAsia="Times New Roman" w:hAnsi="Times New Roman" w:cs="Times New Roman"/>
+          <w:color w:val="000000"/>
+        </w:rPr>
+        <w:t xml:space="preserve"> notebook used to compute K-means using </w:t>
       </w:r>
       <w:hyperlink r:id="rId7">
         <w:r>
@@ -490,6 +540,7 @@
         </w:rPr>
         <w:t xml:space="preserve">m the data contained in the subfolder </w:t>
       </w:r>
+      <w:proofErr w:type="spellStart"/>
       <w:r>
         <w:rPr>
           <w:rFonts w:ascii="Times New Roman" w:eastAsia="Times New Roman" w:hAnsi="Times New Roman" w:cs="Times New Roman"/>
@@ -498,6 +549,7 @@
         </w:rPr>
         <w:t>All_strikes</w:t>
       </w:r>
+      <w:proofErr w:type="spellEnd"/>
       <w:r>
         <w:rPr>
           <w:rFonts w:ascii="Times New Roman" w:eastAsia="Times New Roman" w:hAnsi="Times New Roman" w:cs="Times New Roman"/>
@@ -576,7 +628,21 @@
         <w:rPr>
           <w:rFonts w:ascii="Times New Roman" w:eastAsia="Times New Roman" w:hAnsi="Times New Roman" w:cs="Times New Roman"/>
         </w:rPr>
-        <w:t xml:space="preserve">This file contains the Jupyter notebook for calculating the individual regression slopes for each variable as a function of </w:t>
+        <w:t xml:space="preserve">This file contains the </w:t>
+      </w:r>
+      <w:proofErr w:type="spellStart"/>
+      <w:r>
+        <w:rPr>
+          <w:rFonts w:ascii="Times New Roman" w:eastAsia="Times New Roman" w:hAnsi="Times New Roman" w:cs="Times New Roman"/>
+        </w:rPr>
+        <w:t>Jupyter</w:t>
+      </w:r>
+      <w:proofErr w:type="spellEnd"/>
+      <w:r>
+        <w:rPr>
+          <w:rFonts w:ascii="Times New Roman" w:eastAsia="Times New Roman" w:hAnsi="Times New Roman" w:cs="Times New Roman"/>
+        </w:rPr>
+        <w:t xml:space="preserve"> notebook for calculating the individual regression slopes for each variable as a function of </w:t>
       </w:r>
       <w:r>
         <w:rPr>
@@ -665,7 +731,21 @@
         <w:rPr>
           <w:rFonts w:ascii="Times New Roman" w:eastAsia="Times New Roman" w:hAnsi="Times New Roman" w:cs="Times New Roman"/>
         </w:rPr>
-        <w:t>This file contains the Jupyter notebook used to calculate the Hierarchical Multiple Factor Analysis and the corresponding figures (Figures 11-14).</w:t>
+        <w:t xml:space="preserve">This file contains the </w:t>
+      </w:r>
+      <w:proofErr w:type="spellStart"/>
+      <w:r>
+        <w:rPr>
+          <w:rFonts w:ascii="Times New Roman" w:eastAsia="Times New Roman" w:hAnsi="Times New Roman" w:cs="Times New Roman"/>
+        </w:rPr>
+        <w:t>Jupyter</w:t>
+      </w:r>
+      <w:proofErr w:type="spellEnd"/>
+      <w:r>
+        <w:rPr>
+          <w:rFonts w:ascii="Times New Roman" w:eastAsia="Times New Roman" w:hAnsi="Times New Roman" w:cs="Times New Roman"/>
+        </w:rPr>
+        <w:t xml:space="preserve"> notebook used to calculate the Hierarchical Multiple Factor Analysis and the corresponding figures (Figures 11-14).</w:t>
       </w:r>
     </w:p>
     <w:p>
@@ -682,7 +762,23 @@
           <w:color w:val="000000"/>
         </w:rPr>
         <w:lastRenderedPageBreak/>
-        <w:t>7) Independent Spatio-temporal &amp; Motor Strategies</w:t>
+        <w:t xml:space="preserve">7) Independent </w:t>
+      </w:r>
+      <w:proofErr w:type="spellStart"/>
+      <w:r>
+        <w:rPr>
+          <w:rFonts w:ascii="Times New Roman" w:eastAsia="Times New Roman" w:hAnsi="Times New Roman" w:cs="Times New Roman"/>
+          <w:color w:val="000000"/>
+        </w:rPr>
+        <w:t>Spatio</w:t>
+      </w:r>
+      <w:proofErr w:type="spellEnd"/>
+      <w:r>
+        <w:rPr>
+          <w:rFonts w:ascii="Times New Roman" w:eastAsia="Times New Roman" w:hAnsi="Times New Roman" w:cs="Times New Roman"/>
+          <w:color w:val="000000"/>
+        </w:rPr>
+        <w:t>-temporal &amp; Motor Strategies</w:t>
       </w:r>
     </w:p>
     <w:p>
